--- a/samples/Bieu_mau_de_nghi_vay_von_va_phuong_an_tra_no_kiem_cam_ket_tai_san.docx
+++ b/samples/Bieu_mau_de_nghi_vay_von_va_phuong_an_tra_no_kiem_cam_ket_tai_san.docx
@@ -9,13 +9,13 @@
         <w:tblLook w:firstColumn="1" w:firstRow="1" w:lastColumn="0" w:lastRow="0" w:noHBand="0" w:noVBand="1" w:val="04A0"/>
       </w:tblPr>
       <w:tblGrid>
-        <w:gridCol w:w="4608"/>
-        <w:gridCol w:w="5040"/>
+        <w:gridCol w:w="4752"/>
+        <w:gridCol w:w="5184"/>
       </w:tblGrid>
       <w:tr>
         <w:tc>
           <w:tcPr>
-            <w:tcW w:type="dxa" w:w="4824"/>
+            <w:tcW w:type="dxa" w:w="4968"/>
           </w:tcPr>
           <w:p>
             <w:pPr>
@@ -25,7 +25,7 @@
               <w:rPr>
                 <w:b/>
                 <w:color w:val="00843D"/>
-                <w:sz w:val="20"/>
+                <w:sz w:val="21"/>
               </w:rPr>
               <w:t>NGÂN HÀNG TMCP NGOẠI THƯƠNG VIỆT NAM</w:t>
               <w:br/>
@@ -35,7 +35,7 @@
         </w:tc>
         <w:tc>
           <w:tcPr>
-            <w:tcW w:type="dxa" w:w="4824"/>
+            <w:tcW w:type="dxa" w:w="4968"/>
           </w:tcPr>
           <w:p>
             <w:pPr>
@@ -58,7 +58,7 @@
     </w:tbl>
     <w:p>
       <w:pPr>
-        <w:spacing w:after="80"/>
+        <w:spacing w:after="120"/>
       </w:pPr>
     </w:p>
     <w:p>
@@ -271,11 +271,12 @@
     </w:p>
     <w:p>
       <w:pPr>
-        <w:spacing w:before="160"/>
+        <w:spacing w:before="200" w:after="80"/>
       </w:pPr>
       <w:r>
         <w:rPr>
           <w:b/>
+          <w:color w:val="006E32"/>
           <w:sz w:val="21"/>
         </w:rPr>
         <w:t>BẢNG KÊ QUY ĐỊNH CHI TIẾT:</w:t>
@@ -289,26 +290,27 @@
         <w:tblLook w:firstColumn="1" w:firstRow="1" w:lastColumn="0" w:lastRow="0" w:noHBand="0" w:noVBand="1" w:val="04A0"/>
       </w:tblPr>
       <w:tblGrid>
-        <w:gridCol w:w="1930"/>
-        <w:gridCol w:w="1930"/>
-        <w:gridCol w:w="1930"/>
-        <w:gridCol w:w="1930"/>
-        <w:gridCol w:w="1930"/>
+        <w:gridCol w:w="1987"/>
+        <w:gridCol w:w="1987"/>
+        <w:gridCol w:w="1987"/>
+        <w:gridCol w:w="1987"/>
+        <w:gridCol w:w="1987"/>
       </w:tblGrid>
       <w:tr>
         <w:tc>
           <w:tcPr>
-            <w:tcW w:type="dxa" w:w="1930"/>
-            <w:shd w:fill="E8F5E9"/>
+            <w:tcW w:type="dxa" w:w="1987"/>
+            <w:shd w:fill="00843D"/>
           </w:tcPr>
           <w:p>
             <w:pPr>
-              <w:spacing w:before="40" w:after="40"/>
+              <w:spacing w:before="60" w:after="60"/>
               <w:jc w:val="center"/>
             </w:pPr>
             <w:r>
               <w:rPr>
                 <w:b/>
+                <w:color w:val="FFFFFF"/>
                 <w:sz w:val="19"/>
               </w:rPr>
               <w:t>Kỳ thanh toán</w:t>
@@ -317,17 +319,18 @@
         </w:tc>
         <w:tc>
           <w:tcPr>
-            <w:tcW w:type="dxa" w:w="1930"/>
-            <w:shd w:fill="E8F5E9"/>
+            <w:tcW w:type="dxa" w:w="1987"/>
+            <w:shd w:fill="00843D"/>
           </w:tcPr>
           <w:p>
             <w:pPr>
-              <w:spacing w:before="40" w:after="40"/>
+              <w:spacing w:before="60" w:after="60"/>
               <w:jc w:val="center"/>
             </w:pPr>
             <w:r>
               <w:rPr>
                 <w:b/>
+                <w:color w:val="FFFFFF"/>
                 <w:sz w:val="19"/>
               </w:rPr>
               <w:t>Dư nợ đầu kỳ (VND)</w:t>
@@ -336,58 +339,61 @@
         </w:tc>
         <w:tc>
           <w:tcPr>
-            <w:tcW w:type="dxa" w:w="1930"/>
-            <w:shd w:fill="E8F5E9"/>
+            <w:tcW w:type="dxa" w:w="1987"/>
+            <w:shd w:fill="00843D"/>
           </w:tcPr>
           <w:p>
             <w:pPr>
-              <w:spacing w:before="40" w:after="40"/>
+              <w:spacing w:before="60" w:after="60"/>
               <w:jc w:val="center"/>
             </w:pPr>
             <w:r>
               <w:rPr>
                 <w:b/>
+                <w:color w:val="FFFFFF"/>
                 <w:sz w:val="19"/>
               </w:rPr>
-              <w:t>Gốc phải trả (VND)</w:t>
+              <w:t>Tiền gốc trả hàng tháng (VND)</w:t>
             </w:r>
           </w:p>
         </w:tc>
         <w:tc>
           <w:tcPr>
-            <w:tcW w:type="dxa" w:w="1930"/>
-            <w:shd w:fill="E8F5E9"/>
+            <w:tcW w:type="dxa" w:w="1987"/>
+            <w:shd w:fill="00843D"/>
           </w:tcPr>
           <w:p>
             <w:pPr>
-              <w:spacing w:before="40" w:after="40"/>
+              <w:spacing w:before="60" w:after="60"/>
               <w:jc w:val="center"/>
             </w:pPr>
             <w:r>
               <w:rPr>
                 <w:b/>
+                <w:color w:val="FFFFFF"/>
                 <w:sz w:val="19"/>
               </w:rPr>
-              <w:t>Tiền lãi tạm tính (6.8%/năm)</w:t>
+              <w:t>Tiền lãi tạm tính 6.8%/năm (VND)</w:t>
             </w:r>
           </w:p>
         </w:tc>
         <w:tc>
           <w:tcPr>
-            <w:tcW w:type="dxa" w:w="1930"/>
-            <w:shd w:fill="E8F5E9"/>
+            <w:tcW w:type="dxa" w:w="1987"/>
+            <w:shd w:fill="00843D"/>
           </w:tcPr>
           <w:p>
             <w:pPr>
-              <w:spacing w:before="40" w:after="40"/>
+              <w:spacing w:before="60" w:after="60"/>
               <w:jc w:val="center"/>
             </w:pPr>
             <w:r>
               <w:rPr>
                 <w:b/>
+                <w:color w:val="FFFFFF"/>
                 <w:sz w:val="19"/>
               </w:rPr>
-              <w:t>Tổng tiền trả kỳ (VND)</w:t>
+              <w:t>Tổng số tiền trả kỳ (VND)</w:t>
             </w:r>
           </w:p>
         </w:tc>
@@ -395,11 +401,12 @@
       <w:tr>
         <w:tc>
           <w:tcPr>
-            <w:tcW w:type="dxa" w:w="1930"/>
+            <w:tcW w:type="dxa" w:w="1987"/>
+            <w:shd w:fill="F4F9F5"/>
           </w:tcPr>
           <w:p>
             <w:pPr>
-              <w:spacing w:before="40" w:after="40"/>
+              <w:spacing w:before="60" w:after="60"/>
               <w:jc w:val="center"/>
             </w:pPr>
             <w:r>
@@ -412,69 +419,73 @@
         </w:tc>
         <w:tc>
           <w:tcPr>
-            <w:tcW w:type="dxa" w:w="1930"/>
+            <w:tcW w:type="dxa" w:w="1987"/>
+            <w:shd w:fill="F4F9F5"/>
           </w:tcPr>
           <w:p>
             <w:pPr>
-              <w:spacing w:before="40" w:after="40"/>
+              <w:spacing w:before="60" w:after="60"/>
               <w:jc w:val="left"/>
             </w:pPr>
             <w:r>
               <w:rPr>
                 <w:sz w:val="19"/>
               </w:rPr>
-              <w:t>1,500,000,000</w:t>
+              <w:t>1500000000</w:t>
             </w:r>
           </w:p>
         </w:tc>
         <w:tc>
           <w:tcPr>
-            <w:tcW w:type="dxa" w:w="1930"/>
+            <w:tcW w:type="dxa" w:w="1987"/>
+            <w:shd w:fill="F4F9F5"/>
           </w:tcPr>
           <w:p>
             <w:pPr>
-              <w:spacing w:before="40" w:after="40"/>
+              <w:spacing w:before="60" w:after="60"/>
               <w:jc w:val="left"/>
             </w:pPr>
             <w:r>
               <w:rPr>
                 <w:sz w:val="19"/>
               </w:rPr>
-              <w:t>12,500,000</w:t>
+              <w:t>12500000</w:t>
             </w:r>
           </w:p>
         </w:tc>
         <w:tc>
           <w:tcPr>
-            <w:tcW w:type="dxa" w:w="1930"/>
+            <w:tcW w:type="dxa" w:w="1987"/>
+            <w:shd w:fill="F4F9F5"/>
           </w:tcPr>
           <w:p>
             <w:pPr>
-              <w:spacing w:before="40" w:after="40"/>
+              <w:spacing w:before="60" w:after="60"/>
               <w:jc w:val="left"/>
             </w:pPr>
             <w:r>
               <w:rPr>
                 <w:sz w:val="19"/>
               </w:rPr>
-              <w:t>8,500,000</w:t>
+              <w:t>8500000</w:t>
             </w:r>
           </w:p>
         </w:tc>
         <w:tc>
           <w:tcPr>
-            <w:tcW w:type="dxa" w:w="1930"/>
+            <w:tcW w:type="dxa" w:w="1987"/>
+            <w:shd w:fill="F4F9F5"/>
           </w:tcPr>
           <w:p>
             <w:pPr>
-              <w:spacing w:before="40" w:after="40"/>
+              <w:spacing w:before="60" w:after="60"/>
               <w:jc w:val="left"/>
             </w:pPr>
             <w:r>
               <w:rPr>
                 <w:sz w:val="19"/>
               </w:rPr>
-              <w:t>21,000,000</w:t>
+              <w:t>21000000</w:t>
             </w:r>
           </w:p>
         </w:tc>
@@ -482,11 +493,11 @@
       <w:tr>
         <w:tc>
           <w:tcPr>
-            <w:tcW w:type="dxa" w:w="1930"/>
+            <w:tcW w:type="dxa" w:w="1987"/>
           </w:tcPr>
           <w:p>
             <w:pPr>
-              <w:spacing w:before="40" w:after="40"/>
+              <w:spacing w:before="60" w:after="60"/>
               <w:jc w:val="center"/>
             </w:pPr>
             <w:r>
@@ -499,69 +510,69 @@
         </w:tc>
         <w:tc>
           <w:tcPr>
-            <w:tcW w:type="dxa" w:w="1930"/>
+            <w:tcW w:type="dxa" w:w="1987"/>
           </w:tcPr>
           <w:p>
             <w:pPr>
-              <w:spacing w:before="40" w:after="40"/>
+              <w:spacing w:before="60" w:after="60"/>
               <w:jc w:val="left"/>
             </w:pPr>
             <w:r>
               <w:rPr>
                 <w:sz w:val="19"/>
               </w:rPr>
-              <w:t>1,487,500,000</w:t>
+              <w:t>1487500000</w:t>
             </w:r>
           </w:p>
         </w:tc>
         <w:tc>
           <w:tcPr>
-            <w:tcW w:type="dxa" w:w="1930"/>
+            <w:tcW w:type="dxa" w:w="1987"/>
           </w:tcPr>
           <w:p>
             <w:pPr>
-              <w:spacing w:before="40" w:after="40"/>
+              <w:spacing w:before="60" w:after="60"/>
               <w:jc w:val="left"/>
             </w:pPr>
             <w:r>
               <w:rPr>
                 <w:sz w:val="19"/>
               </w:rPr>
-              <w:t>12,500,000</w:t>
+              <w:t>12500000</w:t>
             </w:r>
           </w:p>
         </w:tc>
         <w:tc>
           <w:tcPr>
-            <w:tcW w:type="dxa" w:w="1930"/>
+            <w:tcW w:type="dxa" w:w="1987"/>
           </w:tcPr>
           <w:p>
             <w:pPr>
-              <w:spacing w:before="40" w:after="40"/>
+              <w:spacing w:before="60" w:after="60"/>
               <w:jc w:val="left"/>
             </w:pPr>
             <w:r>
               <w:rPr>
                 <w:sz w:val="19"/>
               </w:rPr>
-              <w:t>8,429,167</w:t>
+              <w:t>8429167</w:t>
             </w:r>
           </w:p>
         </w:tc>
         <w:tc>
           <w:tcPr>
-            <w:tcW w:type="dxa" w:w="1930"/>
+            <w:tcW w:type="dxa" w:w="1987"/>
           </w:tcPr>
           <w:p>
             <w:pPr>
-              <w:spacing w:before="40" w:after="40"/>
+              <w:spacing w:before="60" w:after="60"/>
               <w:jc w:val="left"/>
             </w:pPr>
             <w:r>
               <w:rPr>
                 <w:sz w:val="19"/>
               </w:rPr>
-              <w:t>20,929,167</w:t>
+              <w:t>20929167</w:t>
             </w:r>
           </w:p>
         </w:tc>
@@ -569,11 +580,12 @@
       <w:tr>
         <w:tc>
           <w:tcPr>
-            <w:tcW w:type="dxa" w:w="1930"/>
+            <w:tcW w:type="dxa" w:w="1987"/>
+            <w:shd w:fill="F4F9F5"/>
           </w:tcPr>
           <w:p>
             <w:pPr>
-              <w:spacing w:before="40" w:after="40"/>
+              <w:spacing w:before="60" w:after="60"/>
               <w:jc w:val="center"/>
             </w:pPr>
             <w:r>
@@ -586,69 +598,73 @@
         </w:tc>
         <w:tc>
           <w:tcPr>
-            <w:tcW w:type="dxa" w:w="1930"/>
+            <w:tcW w:type="dxa" w:w="1987"/>
+            <w:shd w:fill="F4F9F5"/>
           </w:tcPr>
           <w:p>
             <w:pPr>
-              <w:spacing w:before="40" w:after="40"/>
+              <w:spacing w:before="60" w:after="60"/>
               <w:jc w:val="left"/>
             </w:pPr>
             <w:r>
               <w:rPr>
                 <w:sz w:val="19"/>
               </w:rPr>
-              <w:t>1,475,000,000</w:t>
+              <w:t>1475000000</w:t>
             </w:r>
           </w:p>
         </w:tc>
         <w:tc>
           <w:tcPr>
-            <w:tcW w:type="dxa" w:w="1930"/>
+            <w:tcW w:type="dxa" w:w="1987"/>
+            <w:shd w:fill="F4F9F5"/>
           </w:tcPr>
           <w:p>
             <w:pPr>
-              <w:spacing w:before="40" w:after="40"/>
+              <w:spacing w:before="60" w:after="60"/>
               <w:jc w:val="left"/>
             </w:pPr>
             <w:r>
               <w:rPr>
                 <w:sz w:val="19"/>
               </w:rPr>
-              <w:t>12,500,000</w:t>
+              <w:t>12500000</w:t>
             </w:r>
           </w:p>
         </w:tc>
         <w:tc>
           <w:tcPr>
-            <w:tcW w:type="dxa" w:w="1930"/>
+            <w:tcW w:type="dxa" w:w="1987"/>
+            <w:shd w:fill="F4F9F5"/>
           </w:tcPr>
           <w:p>
             <w:pPr>
-              <w:spacing w:before="40" w:after="40"/>
+              <w:spacing w:before="60" w:after="60"/>
               <w:jc w:val="left"/>
             </w:pPr>
             <w:r>
               <w:rPr>
                 <w:sz w:val="19"/>
               </w:rPr>
-              <w:t>8,358,333</w:t>
+              <w:t>8358333</w:t>
             </w:r>
           </w:p>
         </w:tc>
         <w:tc>
           <w:tcPr>
-            <w:tcW w:type="dxa" w:w="1930"/>
+            <w:tcW w:type="dxa" w:w="1987"/>
+            <w:shd w:fill="F4F9F5"/>
           </w:tcPr>
           <w:p>
             <w:pPr>
-              <w:spacing w:before="40" w:after="40"/>
+              <w:spacing w:before="60" w:after="60"/>
               <w:jc w:val="left"/>
             </w:pPr>
             <w:r>
               <w:rPr>
                 <w:sz w:val="19"/>
               </w:rPr>
-              <w:t>20,858,333</w:t>
+              <w:t>20858333</w:t>
             </w:r>
           </w:p>
         </w:tc>
@@ -656,11 +672,11 @@
       <w:tr>
         <w:tc>
           <w:tcPr>
-            <w:tcW w:type="dxa" w:w="1930"/>
+            <w:tcW w:type="dxa" w:w="1987"/>
           </w:tcPr>
           <w:p>
             <w:pPr>
-              <w:spacing w:before="40" w:after="40"/>
+              <w:spacing w:before="60" w:after="60"/>
               <w:jc w:val="center"/>
             </w:pPr>
             <w:r>
@@ -673,69 +689,69 @@
         </w:tc>
         <w:tc>
           <w:tcPr>
-            <w:tcW w:type="dxa" w:w="1930"/>
+            <w:tcW w:type="dxa" w:w="1987"/>
           </w:tcPr>
           <w:p>
             <w:pPr>
-              <w:spacing w:before="40" w:after="40"/>
+              <w:spacing w:before="60" w:after="60"/>
               <w:jc w:val="left"/>
             </w:pPr>
             <w:r>
               <w:rPr>
                 <w:sz w:val="19"/>
               </w:rPr>
-              <w:t>1,462,500,000</w:t>
+              <w:t>1462500000</w:t>
             </w:r>
           </w:p>
         </w:tc>
         <w:tc>
           <w:tcPr>
-            <w:tcW w:type="dxa" w:w="1930"/>
+            <w:tcW w:type="dxa" w:w="1987"/>
           </w:tcPr>
           <w:p>
             <w:pPr>
-              <w:spacing w:before="40" w:after="40"/>
+              <w:spacing w:before="60" w:after="60"/>
               <w:jc w:val="left"/>
             </w:pPr>
             <w:r>
               <w:rPr>
                 <w:sz w:val="19"/>
               </w:rPr>
-              <w:t>12,500,000</w:t>
+              <w:t>12500000</w:t>
             </w:r>
           </w:p>
         </w:tc>
         <w:tc>
           <w:tcPr>
-            <w:tcW w:type="dxa" w:w="1930"/>
+            <w:tcW w:type="dxa" w:w="1987"/>
           </w:tcPr>
           <w:p>
             <w:pPr>
-              <w:spacing w:before="40" w:after="40"/>
+              <w:spacing w:before="60" w:after="60"/>
               <w:jc w:val="left"/>
             </w:pPr>
             <w:r>
               <w:rPr>
                 <w:sz w:val="19"/>
               </w:rPr>
-              <w:t>8,287,500</w:t>
+              <w:t>8287500</w:t>
             </w:r>
           </w:p>
         </w:tc>
         <w:tc>
           <w:tcPr>
-            <w:tcW w:type="dxa" w:w="1930"/>
+            <w:tcW w:type="dxa" w:w="1987"/>
           </w:tcPr>
           <w:p>
             <w:pPr>
-              <w:spacing w:before="40" w:after="40"/>
+              <w:spacing w:before="60" w:after="60"/>
               <w:jc w:val="left"/>
             </w:pPr>
             <w:r>
               <w:rPr>
                 <w:sz w:val="19"/>
               </w:rPr>
-              <w:t>20,787,500</w:t>
+              <w:t>20787500</w:t>
             </w:r>
           </w:p>
         </w:tc>
@@ -743,11 +759,12 @@
       <w:tr>
         <w:tc>
           <w:tcPr>
-            <w:tcW w:type="dxa" w:w="1930"/>
+            <w:tcW w:type="dxa" w:w="1987"/>
+            <w:shd w:fill="F4F9F5"/>
           </w:tcPr>
           <w:p>
             <w:pPr>
-              <w:spacing w:before="40" w:after="40"/>
+              <w:spacing w:before="60" w:after="60"/>
               <w:jc w:val="center"/>
             </w:pPr>
             <w:r>
@@ -760,69 +777,73 @@
         </w:tc>
         <w:tc>
           <w:tcPr>
-            <w:tcW w:type="dxa" w:w="1930"/>
+            <w:tcW w:type="dxa" w:w="1987"/>
+            <w:shd w:fill="F4F9F5"/>
           </w:tcPr>
           <w:p>
             <w:pPr>
-              <w:spacing w:before="40" w:after="40"/>
+              <w:spacing w:before="60" w:after="60"/>
               <w:jc w:val="left"/>
             </w:pPr>
             <w:r>
               <w:rPr>
                 <w:sz w:val="19"/>
               </w:rPr>
-              <w:t>1,450,000,000</w:t>
+              <w:t>1450000000</w:t>
             </w:r>
           </w:p>
         </w:tc>
         <w:tc>
           <w:tcPr>
-            <w:tcW w:type="dxa" w:w="1930"/>
+            <w:tcW w:type="dxa" w:w="1987"/>
+            <w:shd w:fill="F4F9F5"/>
           </w:tcPr>
           <w:p>
             <w:pPr>
-              <w:spacing w:before="40" w:after="40"/>
+              <w:spacing w:before="60" w:after="60"/>
               <w:jc w:val="left"/>
             </w:pPr>
             <w:r>
               <w:rPr>
                 <w:sz w:val="19"/>
               </w:rPr>
-              <w:t>12,500,000</w:t>
+              <w:t>12500000</w:t>
             </w:r>
           </w:p>
         </w:tc>
         <w:tc>
           <w:tcPr>
-            <w:tcW w:type="dxa" w:w="1930"/>
+            <w:tcW w:type="dxa" w:w="1987"/>
+            <w:shd w:fill="F4F9F5"/>
           </w:tcPr>
           <w:p>
             <w:pPr>
-              <w:spacing w:before="40" w:after="40"/>
+              <w:spacing w:before="60" w:after="60"/>
               <w:jc w:val="left"/>
             </w:pPr>
             <w:r>
               <w:rPr>
                 <w:sz w:val="19"/>
               </w:rPr>
-              <w:t>8,216,667</w:t>
+              <w:t>8216667</w:t>
             </w:r>
           </w:p>
         </w:tc>
         <w:tc>
           <w:tcPr>
-            <w:tcW w:type="dxa" w:w="1930"/>
+            <w:tcW w:type="dxa" w:w="1987"/>
+            <w:shd w:fill="F4F9F5"/>
           </w:tcPr>
           <w:p>
             <w:pPr>
-              <w:spacing w:before="40" w:after="40"/>
+              <w:spacing w:before="60" w:after="60"/>
               <w:jc w:val="left"/>
             </w:pPr>
             <w:r>
               <w:rPr>
                 <w:sz w:val="19"/>
               </w:rPr>
-              <w:t>20,716,667</w:t>
+              <w:t>20716667</w:t>
             </w:r>
           </w:p>
         </w:tc>
@@ -830,86 +851,86 @@
       <w:tr>
         <w:tc>
           <w:tcPr>
-            <w:tcW w:type="dxa" w:w="1930"/>
+            <w:tcW w:type="dxa" w:w="1987"/>
           </w:tcPr>
           <w:p>
             <w:pPr>
-              <w:spacing w:before="40" w:after="40"/>
+              <w:spacing w:before="60" w:after="60"/>
               <w:jc w:val="center"/>
             </w:pPr>
             <w:r>
               <w:rPr>
                 <w:sz w:val="19"/>
               </w:rPr>
-              <w:t>...</w:t>
+              <w:t>Kỳ 6</w:t>
             </w:r>
           </w:p>
         </w:tc>
         <w:tc>
           <w:tcPr>
-            <w:tcW w:type="dxa" w:w="1930"/>
+            <w:tcW w:type="dxa" w:w="1987"/>
           </w:tcPr>
           <w:p>
             <w:pPr>
-              <w:spacing w:before="40" w:after="40"/>
+              <w:spacing w:before="60" w:after="60"/>
               <w:jc w:val="left"/>
             </w:pPr>
             <w:r>
               <w:rPr>
                 <w:sz w:val="19"/>
               </w:rPr>
-              <w:t>...</w:t>
+              <w:t>1437500000</w:t>
             </w:r>
           </w:p>
         </w:tc>
         <w:tc>
           <w:tcPr>
-            <w:tcW w:type="dxa" w:w="1930"/>
+            <w:tcW w:type="dxa" w:w="1987"/>
           </w:tcPr>
           <w:p>
             <w:pPr>
-              <w:spacing w:before="40" w:after="40"/>
+              <w:spacing w:before="60" w:after="60"/>
               <w:jc w:val="left"/>
             </w:pPr>
             <w:r>
               <w:rPr>
                 <w:sz w:val="19"/>
               </w:rPr>
-              <w:t>...</w:t>
+              <w:t>12500000</w:t>
             </w:r>
           </w:p>
         </w:tc>
         <w:tc>
           <w:tcPr>
-            <w:tcW w:type="dxa" w:w="1930"/>
+            <w:tcW w:type="dxa" w:w="1987"/>
           </w:tcPr>
           <w:p>
             <w:pPr>
-              <w:spacing w:before="40" w:after="40"/>
+              <w:spacing w:before="60" w:after="60"/>
               <w:jc w:val="left"/>
             </w:pPr>
             <w:r>
               <w:rPr>
                 <w:sz w:val="19"/>
               </w:rPr>
-              <w:t>...</w:t>
+              <w:t>8145833</w:t>
             </w:r>
           </w:p>
         </w:tc>
         <w:tc>
           <w:tcPr>
-            <w:tcW w:type="dxa" w:w="1930"/>
+            <w:tcW w:type="dxa" w:w="1987"/>
           </w:tcPr>
           <w:p>
             <w:pPr>
-              <w:spacing w:before="40" w:after="40"/>
+              <w:spacing w:before="60" w:after="60"/>
               <w:jc w:val="left"/>
             </w:pPr>
             <w:r>
               <w:rPr>
                 <w:sz w:val="19"/>
               </w:rPr>
-              <w:t>...</w:t>
+              <w:t>20645833</w:t>
             </w:r>
           </w:p>
         </w:tc>
@@ -917,11 +938,103 @@
       <w:tr>
         <w:tc>
           <w:tcPr>
-            <w:tcW w:type="dxa" w:w="1930"/>
+            <w:tcW w:type="dxa" w:w="1987"/>
+            <w:shd w:fill="F4F9F5"/>
           </w:tcPr>
           <w:p>
             <w:pPr>
-              <w:spacing w:before="40" w:after="40"/>
+              <w:spacing w:before="60" w:after="60"/>
+              <w:jc w:val="center"/>
+            </w:pPr>
+            <w:r>
+              <w:rPr>
+                <w:sz w:val="19"/>
+              </w:rPr>
+              <w:t>Kỳ 12</w:t>
+            </w:r>
+          </w:p>
+        </w:tc>
+        <w:tc>
+          <w:tcPr>
+            <w:tcW w:type="dxa" w:w="1987"/>
+            <w:shd w:fill="F4F9F5"/>
+          </w:tcPr>
+          <w:p>
+            <w:pPr>
+              <w:spacing w:before="60" w:after="60"/>
+              <w:jc w:val="left"/>
+            </w:pPr>
+            <w:r>
+              <w:rPr>
+                <w:sz w:val="19"/>
+              </w:rPr>
+              <w:t>1362500000</w:t>
+            </w:r>
+          </w:p>
+        </w:tc>
+        <w:tc>
+          <w:tcPr>
+            <w:tcW w:type="dxa" w:w="1987"/>
+            <w:shd w:fill="F4F9F5"/>
+          </w:tcPr>
+          <w:p>
+            <w:pPr>
+              <w:spacing w:before="60" w:after="60"/>
+              <w:jc w:val="left"/>
+            </w:pPr>
+            <w:r>
+              <w:rPr>
+                <w:sz w:val="19"/>
+              </w:rPr>
+              <w:t>12500000</w:t>
+            </w:r>
+          </w:p>
+        </w:tc>
+        <w:tc>
+          <w:tcPr>
+            <w:tcW w:type="dxa" w:w="1987"/>
+            <w:shd w:fill="F4F9F5"/>
+          </w:tcPr>
+          <w:p>
+            <w:pPr>
+              <w:spacing w:before="60" w:after="60"/>
+              <w:jc w:val="left"/>
+            </w:pPr>
+            <w:r>
+              <w:rPr>
+                <w:sz w:val="19"/>
+              </w:rPr>
+              <w:t>7720833</w:t>
+            </w:r>
+          </w:p>
+        </w:tc>
+        <w:tc>
+          <w:tcPr>
+            <w:tcW w:type="dxa" w:w="1987"/>
+            <w:shd w:fill="F4F9F5"/>
+          </w:tcPr>
+          <w:p>
+            <w:pPr>
+              <w:spacing w:before="60" w:after="60"/>
+              <w:jc w:val="left"/>
+            </w:pPr>
+            <w:r>
+              <w:rPr>
+                <w:sz w:val="19"/>
+              </w:rPr>
+              <w:t>20220833</w:t>
+            </w:r>
+          </w:p>
+        </w:tc>
+      </w:tr>
+      <w:tr>
+        <w:tc>
+          <w:tcPr>
+            <w:tcW w:type="dxa" w:w="1987"/>
+          </w:tcPr>
+          <w:p>
+            <w:pPr>
+              <w:spacing w:before="60" w:after="60"/>
               <w:jc w:val="center"/>
             </w:pPr>
             <w:r>
@@ -934,69 +1047,69 @@
         </w:tc>
         <w:tc>
           <w:tcPr>
-            <w:tcW w:type="dxa" w:w="1930"/>
+            <w:tcW w:type="dxa" w:w="1987"/>
           </w:tcPr>
           <w:p>
             <w:pPr>
-              <w:spacing w:before="40" w:after="40"/>
+              <w:spacing w:before="60" w:after="60"/>
               <w:jc w:val="left"/>
             </w:pPr>
             <w:r>
               <w:rPr>
                 <w:sz w:val="19"/>
               </w:rPr>
-              <w:t>12,500,000</w:t>
+              <w:t>12500000</w:t>
             </w:r>
           </w:p>
         </w:tc>
         <w:tc>
           <w:tcPr>
-            <w:tcW w:type="dxa" w:w="1930"/>
+            <w:tcW w:type="dxa" w:w="1987"/>
           </w:tcPr>
           <w:p>
             <w:pPr>
-              <w:spacing w:before="40" w:after="40"/>
+              <w:spacing w:before="60" w:after="60"/>
               <w:jc w:val="left"/>
             </w:pPr>
             <w:r>
               <w:rPr>
                 <w:sz w:val="19"/>
               </w:rPr>
-              <w:t>12,500,000</w:t>
+              <w:t>12500000</w:t>
             </w:r>
           </w:p>
         </w:tc>
         <w:tc>
           <w:tcPr>
-            <w:tcW w:type="dxa" w:w="1930"/>
+            <w:tcW w:type="dxa" w:w="1987"/>
           </w:tcPr>
           <w:p>
             <w:pPr>
-              <w:spacing w:before="40" w:after="40"/>
+              <w:spacing w:before="60" w:after="60"/>
               <w:jc w:val="left"/>
             </w:pPr>
             <w:r>
               <w:rPr>
                 <w:sz w:val="19"/>
               </w:rPr>
-              <w:t>70,833</w:t>
+              <w:t>70833</w:t>
             </w:r>
           </w:p>
         </w:tc>
         <w:tc>
           <w:tcPr>
-            <w:tcW w:type="dxa" w:w="1930"/>
+            <w:tcW w:type="dxa" w:w="1987"/>
           </w:tcPr>
           <w:p>
             <w:pPr>
-              <w:spacing w:before="40" w:after="40"/>
+              <w:spacing w:before="60" w:after="60"/>
               <w:jc w:val="left"/>
             </w:pPr>
             <w:r>
               <w:rPr>
                 <w:sz w:val="19"/>
               </w:rPr>
-              <w:t>12,570,833</w:t>
+              <w:t>12570833</w:t>
             </w:r>
           </w:p>
         </w:tc>
@@ -1004,7 +1117,7 @@
     </w:tbl>
     <w:p>
       <w:pPr>
-        <w:spacing w:before="280"/>
+        <w:spacing w:before="320"/>
       </w:pPr>
     </w:p>
     <w:tbl>
@@ -1014,13 +1127,13 @@
         <w:tblLook w:firstColumn="1" w:firstRow="1" w:lastColumn="0" w:lastRow="0" w:noHBand="0" w:noVBand="1" w:val="04A0"/>
       </w:tblPr>
       <w:tblGrid>
-        <w:gridCol w:w="4752"/>
         <w:gridCol w:w="4896"/>
+        <w:gridCol w:w="5040"/>
       </w:tblGrid>
       <w:tr>
         <w:tc>
           <w:tcPr>
-            <w:tcW w:type="dxa" w:w="4824"/>
+            <w:tcW w:type="dxa" w:w="4968"/>
           </w:tcPr>
           <w:p>
             <w:pPr>
@@ -1044,7 +1157,7 @@
         </w:tc>
         <w:tc>
           <w:tcPr>
-            <w:tcW w:type="dxa" w:w="4824"/>
+            <w:tcW w:type="dxa" w:w="4968"/>
           </w:tcPr>
           <w:p>
             <w:pPr>
@@ -1070,7 +1183,7 @@
     </w:tbl>
     <w:sectPr>
       <w:pgSz w:w="12240" w:h="15840"/>
-      <w:pgMar w:top="1152" w:right="1296" w:bottom="1152" w:left="1296" w:header="720" w:footer="720" w:gutter="0"/>
+      <w:pgMar w:top="1152" w:right="1152" w:bottom="1152" w:left="1152" w:header="720" w:footer="720" w:gutter="0"/>
       <w:cols w:space="720"/>
       <w:docGrid w:linePitch="360"/>
     </w:sectPr>
